--- a/docs/CHAPTER 4 PCOSINA MANUSCRIPT.final-20case-evaluation-update.docx
+++ b/docs/CHAPTER 4 PCOSINA MANUSCRIPT.final-20case-evaluation-update.docx
@@ -13104,7 +13104,7 @@
               <w:jc w:val="center"/>
             </w:pPr>
             <w:r>
-              <w:t>Household size, pantry behavior, and planning preferences.</w:t>
+              <w:t>Pantry behavior and planning preferences.</w:t>
             </w:r>
           </w:p>
         </w:tc>
@@ -16705,7 +16705,7 @@
           </w:tcPr>
           <w:p>
             <w:r>
-              <w:t>Budget cap, household scaling, cooking time, and repetition rules</w:t>
+              <w:t>Budget cap, cooking time, and repetition rules</w:t>
             </w:r>
           </w:p>
         </w:tc>
